--- a/docs/deliverables/Quadro_de_Valor.docx
+++ b/docs/deliverables/Quadro_de_Valor.docx
@@ -12,7 +12,7 @@
           <w:color w:val="003478"/>
           <w:sz w:val="32"/>
         </w:rPr>
-        <w:t>Quadro de Valor — FordIQ — Inteligência Competitiva + Retenção VIN Share</w:t>
+        <w:t>Quadro de Valor — Faro AI — Inteligência Competitiva + Retenção VIN Share</w:t>
       </w:r>
     </w:p>
     <w:p>
